--- a/docs/assets/attachments/modules/15.-regression-assumptions-diagnostics/15-regression-assumptions-diagnostics.docx
+++ b/docs/assets/attachments/modules/15.-regression-assumptions-diagnostics/15-regression-assumptions-diagnostics.docx
@@ -1,6 +1,6 @@
 
 <file path=word/document.xml><?xml version="1.0" encoding="utf-8"?>
-<w:document xmlns:wpc="http://schemas.microsoft.com/office/word/2010/wordprocessingCanvas" xmlns:cx="http://schemas.microsoft.com/office/drawing/2014/chartex" xmlns:cx1="http://schemas.microsoft.com/office/drawing/2015/9/8/chartex" xmlns:cx2="http://schemas.microsoft.com/office/drawing/2015/10/21/chartex" xmlns:cx3="http://schemas.microsoft.com/office/drawing/2016/5/9/chartex" xmlns:cx4="http://schemas.microsoft.com/office/drawing/2016/5/10/chartex" xmlns:cx5="http://schemas.microsoft.com/office/drawing/2016/5/11/chartex" xmlns:cx6="http://schemas.microsoft.com/office/drawing/2016/5/12/chartex" xmlns:cx7="http://schemas.microsoft.com/office/drawing/2016/5/13/chartex" xmlns:cx8="http://schemas.microsoft.com/office/drawing/2016/5/14/chartex" xmlns:mc="http://schemas.openxmlformats.org/markup-compatibility/2006" xmlns:aink="http://schemas.microsoft.com/office/drawing/2016/ink" xmlns:am3d="http://schemas.microsoft.com/office/drawing/2017/model3d" xmlns:o="urn:schemas-microsoft-com:office:office" xmlns:oel="http://schemas.microsoft.com/office/2019/extlst" xmlns:r="http://schemas.openxmlformats.org/officeDocument/2006/relationships" xmlns:m="http://schemas.openxmlformats.org/officeDocument/2006/math" xmlns:v="urn:schemas-microsoft-com:vml" xmlns:wp14="http://schemas.microsoft.com/office/word/2010/wordprocessingDrawing" xmlns:wp="http://schemas.openxmlformats.org/drawingml/2006/wordprocessingDrawing" xmlns:w10="urn:schemas-microsoft-com:office:word" xmlns:w="http://schemas.openxmlformats.org/wordprocessingml/2006/main" xmlns:w14="http://schemas.microsoft.com/office/word/2010/wordml" xmlns:w15="http://schemas.microsoft.com/office/word/2012/wordml" xmlns:w16cex="http://schemas.microsoft.com/office/word/2018/wordml/cex" xmlns:w16cid="http://schemas.microsoft.com/office/word/2016/wordml/cid" xmlns:w16="http://schemas.microsoft.com/office/word/2018/wordml" xmlns:w16du="http://schemas.microsoft.com/office/word/2023/wordml/word16du" xmlns:w16sdtdh="http://schemas.microsoft.com/office/word/2020/wordml/sdtdatahash" xmlns:w16sdtfl="http://schemas.microsoft.com/office/word/2024/wordml/sdtformatlock" xmlns:w16se="http://schemas.microsoft.com/office/word/2015/wordml/symex" xmlns:wpg="http://schemas.microsoft.com/office/word/2010/wordprocessingGroup" xmlns:wpi="http://schemas.microsoft.com/office/word/2010/wordprocessingInk" xmlns:wne="http://schemas.microsoft.com/office/word/2006/wordml" xmlns:wps="http://schemas.microsoft.com/office/word/2010/wordprocessingShape" mc:Ignorable="w14 w15 w16se w16cid w16 w16cex w16sdtdh w16sdtfl w16du wp14">
+<w:document xmlns:wpc="http://schemas.microsoft.com/office/word/2010/wordprocessingCanvas" xmlns:cx="http://schemas.microsoft.com/office/drawing/2014/chartex" xmlns:cx1="http://schemas.microsoft.com/office/drawing/2015/9/8/chartex" xmlns:cx2="http://schemas.microsoft.com/office/drawing/2015/10/21/chartex" xmlns:cx3="http://schemas.microsoft.com/office/drawing/2016/5/9/chartex" xmlns:cx4="http://schemas.microsoft.com/office/drawing/2016/5/10/chartex" xmlns:cx5="http://schemas.microsoft.com/office/drawing/2016/5/11/chartex" xmlns:cx6="http://schemas.microsoft.com/office/drawing/2016/5/12/chartex" xmlns:cx7="http://schemas.microsoft.com/office/drawing/2016/5/13/chartex" xmlns:cx8="http://schemas.microsoft.com/office/drawing/2016/5/14/chartex" xmlns:mc="http://schemas.openxmlformats.org/markup-compatibility/2006" xmlns:m="http://schemas.openxmlformats.org/officeDocument/2006/math" xmlns:aink="http://schemas.microsoft.com/office/drawing/2016/ink" xmlns:am3d="http://schemas.microsoft.com/office/drawing/2017/model3d" xmlns:oel="http://schemas.microsoft.com/office/2019/extlst" xmlns:r="http://schemas.openxmlformats.org/officeDocument/2006/relationships" xmlns:wp14="http://schemas.microsoft.com/office/word/2010/wordprocessingDrawing" xmlns:wp="http://schemas.openxmlformats.org/drawingml/2006/wordprocessingDrawing" xmlns:wpg="http://schemas.microsoft.com/office/word/2010/wordprocessingGroup" xmlns:wpi="http://schemas.microsoft.com/office/word/2010/wordprocessingInk" xmlns:wps="http://schemas.microsoft.com/office/word/2010/wordprocessingShape" xmlns:o="urn:schemas-microsoft-com:office:office" xmlns:v="urn:schemas-microsoft-com:vml" xmlns:w10="urn:schemas-microsoft-com:office:word" xmlns:w="http://schemas.openxmlformats.org/wordprocessingml/2006/main" xmlns:w14="http://schemas.microsoft.com/office/word/2010/wordml" xmlns:w15="http://schemas.microsoft.com/office/word/2012/wordml" xmlns:w16cex="http://schemas.microsoft.com/office/word/2018/wordml/cex" xmlns:w16cid="http://schemas.microsoft.com/office/word/2016/wordml/cid" xmlns:w16="http://schemas.microsoft.com/office/word/2018/wordml" xmlns:w16sdtdh="http://schemas.microsoft.com/office/word/2020/wordml/sdtdatahash" xmlns:w16sdtfl="http://schemas.microsoft.com/office/word/2024/wordml/sdtformatlock" xmlns:w16se="http://schemas.microsoft.com/office/word/2015/wordml/symex" xmlns:w16du="http://schemas.microsoft.com/office/word/2023/wordml/word16du" xmlns:wne="http://schemas.microsoft.com/office/word/2006/wordml" mc:Ignorable="w14 w15 w16se w16cid w16 w16cex w16sdtdh w16sdtfl w16du wp14">
   <w:body>
     <w:p>
       <w:pPr>
@@ -87,11 +87,13 @@
         <w:spacing w:after="200"/>
         <w:jc w:val="center"/>
         <w:rPr>
+          <w:rStyle w:val="Hyperlink"/>
           <w:b/>
           <w:bCs/>
           <w:color w:val="434343"/>
           <w:sz w:val="28"/>
           <w:szCs w:val="28"/>
+          <w:u w:val="none"/>
         </w:rPr>
       </w:pPr>
       <w:r>
@@ -139,55 +141,6 @@
           </wp:inline>
         </w:drawing>
       </w:r>
-    </w:p>
-    <w:p>
-      <w:pPr>
-        <w:pStyle w:val="ListParagraph"/>
-        <w:rPr>
-          <w:color w:val="31859B"/>
-          <w:u w:val="single"/>
-        </w:rPr>
-      </w:pPr>
-      <w:r>
-        <w:t xml:space="preserve">During this lab session, </w:t>
-      </w:r>
-      <w:r>
-        <w:t>you</w:t>
-      </w:r>
-      <w:r>
-        <w:t xml:space="preserve">’ll create graphs that consume a significant amount of RAM. </w:t>
-      </w:r>
-    </w:p>
-    <w:p>
-      <w:pPr>
-        <w:pStyle w:val="ListParagraph"/>
-        <w:numPr>
-          <w:ilvl w:val="1"/>
-          <w:numId w:val="1"/>
-        </w:numPr>
-        <w:rPr>
-          <w:rStyle w:val="Hyperlink"/>
-        </w:rPr>
-      </w:pPr>
-      <w:r>
-        <w:t xml:space="preserve">If RStudio stops working, follow this guideline to free up your RAM: </w:t>
-      </w:r>
-      <w:hyperlink r:id="rId10" w:anchor="what-to-do-if-rstudio-cloud-crashes">
-        <w:r>
-          <w:rPr>
-            <w:rStyle w:val="Hyperlink"/>
-          </w:rPr>
-          <w:t>What to do if RStudio Cloud crashes?</w:t>
-        </w:r>
-      </w:hyperlink>
-    </w:p>
-    <w:p>
-      <w:pPr>
-        <w:spacing w:after="160" w:line="259" w:lineRule="auto"/>
-        <w:rPr>
-          <w:rStyle w:val="Hyperlink"/>
-        </w:rPr>
-      </w:pPr>
       <w:r>
         <w:rPr>
           <w:rStyle w:val="Hyperlink"/>
@@ -2105,9 +2058,9 @@
       </w:pPr>
     </w:p>
     <w:sectPr>
-      <w:footerReference w:type="even" r:id="rId11"/>
-      <w:footerReference w:type="default" r:id="rId12"/>
-      <w:headerReference w:type="first" r:id="rId13"/>
+      <w:footerReference w:type="even" r:id="rId10"/>
+      <w:footerReference w:type="default" r:id="rId11"/>
+      <w:headerReference w:type="first" r:id="rId12"/>
       <w:pgSz w:w="12240" w:h="15840"/>
       <w:pgMar w:top="1440" w:right="1440" w:bottom="1440" w:left="1440" w:header="720" w:footer="720" w:gutter="0"/>
       <w:cols w:space="720"/>
@@ -2117,7 +2070,7 @@
 </file>
 
 <file path=word/endnotes.xml><?xml version="1.0" encoding="utf-8"?>
-<w:endnotes xmlns:wpc="http://schemas.microsoft.com/office/word/2010/wordprocessingCanvas" xmlns:cx="http://schemas.microsoft.com/office/drawing/2014/chartex" xmlns:cx1="http://schemas.microsoft.com/office/drawing/2015/9/8/chartex" xmlns:cx2="http://schemas.microsoft.com/office/drawing/2015/10/21/chartex" xmlns:cx3="http://schemas.microsoft.com/office/drawing/2016/5/9/chartex" xmlns:cx4="http://schemas.microsoft.com/office/drawing/2016/5/10/chartex" xmlns:cx5="http://schemas.microsoft.com/office/drawing/2016/5/11/chartex" xmlns:cx6="http://schemas.microsoft.com/office/drawing/2016/5/12/chartex" xmlns:cx7="http://schemas.microsoft.com/office/drawing/2016/5/13/chartex" xmlns:cx8="http://schemas.microsoft.com/office/drawing/2016/5/14/chartex" xmlns:mc="http://schemas.openxmlformats.org/markup-compatibility/2006" xmlns:aink="http://schemas.microsoft.com/office/drawing/2016/ink" xmlns:am3d="http://schemas.microsoft.com/office/drawing/2017/model3d" xmlns:o="urn:schemas-microsoft-com:office:office" xmlns:oel="http://schemas.microsoft.com/office/2019/extlst" xmlns:r="http://schemas.openxmlformats.org/officeDocument/2006/relationships" xmlns:m="http://schemas.openxmlformats.org/officeDocument/2006/math" xmlns:v="urn:schemas-microsoft-com:vml" xmlns:wp14="http://schemas.microsoft.com/office/word/2010/wordprocessingDrawing" xmlns:wp="http://schemas.openxmlformats.org/drawingml/2006/wordprocessingDrawing" xmlns:w10="urn:schemas-microsoft-com:office:word" xmlns:w="http://schemas.openxmlformats.org/wordprocessingml/2006/main" xmlns:w14="http://schemas.microsoft.com/office/word/2010/wordml" xmlns:w15="http://schemas.microsoft.com/office/word/2012/wordml" xmlns:w16cex="http://schemas.microsoft.com/office/word/2018/wordml/cex" xmlns:w16cid="http://schemas.microsoft.com/office/word/2016/wordml/cid" xmlns:w16="http://schemas.microsoft.com/office/word/2018/wordml" xmlns:w16du="http://schemas.microsoft.com/office/word/2023/wordml/word16du" xmlns:w16sdtdh="http://schemas.microsoft.com/office/word/2020/wordml/sdtdatahash" xmlns:w16sdtfl="http://schemas.microsoft.com/office/word/2024/wordml/sdtformatlock" xmlns:w16se="http://schemas.microsoft.com/office/word/2015/wordml/symex" xmlns:wpg="http://schemas.microsoft.com/office/word/2010/wordprocessingGroup" xmlns:wpi="http://schemas.microsoft.com/office/word/2010/wordprocessingInk" xmlns:wne="http://schemas.microsoft.com/office/word/2006/wordml" xmlns:wps="http://schemas.microsoft.com/office/word/2010/wordprocessingShape" mc:Ignorable="w14 w15 w16se w16cid w16 w16cex w16sdtdh w16sdtfl w16du wp14">
+<w:endnotes xmlns:wpc="http://schemas.microsoft.com/office/word/2010/wordprocessingCanvas" xmlns:cx="http://schemas.microsoft.com/office/drawing/2014/chartex" xmlns:cx1="http://schemas.microsoft.com/office/drawing/2015/9/8/chartex" xmlns:cx2="http://schemas.microsoft.com/office/drawing/2015/10/21/chartex" xmlns:cx3="http://schemas.microsoft.com/office/drawing/2016/5/9/chartex" xmlns:cx4="http://schemas.microsoft.com/office/drawing/2016/5/10/chartex" xmlns:cx5="http://schemas.microsoft.com/office/drawing/2016/5/11/chartex" xmlns:cx6="http://schemas.microsoft.com/office/drawing/2016/5/12/chartex" xmlns:cx7="http://schemas.microsoft.com/office/drawing/2016/5/13/chartex" xmlns:cx8="http://schemas.microsoft.com/office/drawing/2016/5/14/chartex" xmlns:mc="http://schemas.openxmlformats.org/markup-compatibility/2006" xmlns:m="http://schemas.openxmlformats.org/officeDocument/2006/math" xmlns:aink="http://schemas.microsoft.com/office/drawing/2016/ink" xmlns:am3d="http://schemas.microsoft.com/office/drawing/2017/model3d" xmlns:oel="http://schemas.microsoft.com/office/2019/extlst" xmlns:r="http://schemas.openxmlformats.org/officeDocument/2006/relationships" xmlns:wp14="http://schemas.microsoft.com/office/word/2010/wordprocessingDrawing" xmlns:wp="http://schemas.openxmlformats.org/drawingml/2006/wordprocessingDrawing" xmlns:wpg="http://schemas.microsoft.com/office/word/2010/wordprocessingGroup" xmlns:wpi="http://schemas.microsoft.com/office/word/2010/wordprocessingInk" xmlns:wps="http://schemas.microsoft.com/office/word/2010/wordprocessingShape" xmlns:o="urn:schemas-microsoft-com:office:office" xmlns:v="urn:schemas-microsoft-com:vml" xmlns:w10="urn:schemas-microsoft-com:office:word" xmlns:w="http://schemas.openxmlformats.org/wordprocessingml/2006/main" xmlns:w14="http://schemas.microsoft.com/office/word/2010/wordml" xmlns:w15="http://schemas.microsoft.com/office/word/2012/wordml" xmlns:w16cex="http://schemas.microsoft.com/office/word/2018/wordml/cex" xmlns:w16cid="http://schemas.microsoft.com/office/word/2016/wordml/cid" xmlns:w16="http://schemas.microsoft.com/office/word/2018/wordml" xmlns:w16sdtdh="http://schemas.microsoft.com/office/word/2020/wordml/sdtdatahash" xmlns:w16sdtfl="http://schemas.microsoft.com/office/word/2024/wordml/sdtformatlock" xmlns:w16se="http://schemas.microsoft.com/office/word/2015/wordml/symex" xmlns:w16du="http://schemas.microsoft.com/office/word/2023/wordml/word16du" xmlns:wne="http://schemas.microsoft.com/office/word/2006/wordml" mc:Ignorable="w14 w15 w16se w16cid w16 w16cex w16sdtdh w16sdtfl w16du wp14">
   <w:endnote w:type="separator" w:id="-1">
     <w:p>
       <w:r>
@@ -2136,7 +2089,7 @@
 </file>
 
 <file path=word/footer1.xml><?xml version="1.0" encoding="utf-8"?>
-<w:ftr xmlns:wpc="http://schemas.microsoft.com/office/word/2010/wordprocessingCanvas" xmlns:cx="http://schemas.microsoft.com/office/drawing/2014/chartex" xmlns:cx1="http://schemas.microsoft.com/office/drawing/2015/9/8/chartex" xmlns:cx2="http://schemas.microsoft.com/office/drawing/2015/10/21/chartex" xmlns:cx3="http://schemas.microsoft.com/office/drawing/2016/5/9/chartex" xmlns:cx4="http://schemas.microsoft.com/office/drawing/2016/5/10/chartex" xmlns:cx5="http://schemas.microsoft.com/office/drawing/2016/5/11/chartex" xmlns:cx6="http://schemas.microsoft.com/office/drawing/2016/5/12/chartex" xmlns:cx7="http://schemas.microsoft.com/office/drawing/2016/5/13/chartex" xmlns:cx8="http://schemas.microsoft.com/office/drawing/2016/5/14/chartex" xmlns:mc="http://schemas.openxmlformats.org/markup-compatibility/2006" xmlns:aink="http://schemas.microsoft.com/office/drawing/2016/ink" xmlns:am3d="http://schemas.microsoft.com/office/drawing/2017/model3d" xmlns:o="urn:schemas-microsoft-com:office:office" xmlns:oel="http://schemas.microsoft.com/office/2019/extlst" xmlns:r="http://schemas.openxmlformats.org/officeDocument/2006/relationships" xmlns:m="http://schemas.openxmlformats.org/officeDocument/2006/math" xmlns:v="urn:schemas-microsoft-com:vml" xmlns:wp14="http://schemas.microsoft.com/office/word/2010/wordprocessingDrawing" xmlns:wp="http://schemas.openxmlformats.org/drawingml/2006/wordprocessingDrawing" xmlns:w10="urn:schemas-microsoft-com:office:word" xmlns:w="http://schemas.openxmlformats.org/wordprocessingml/2006/main" xmlns:w14="http://schemas.microsoft.com/office/word/2010/wordml" xmlns:w15="http://schemas.microsoft.com/office/word/2012/wordml" xmlns:w16cex="http://schemas.microsoft.com/office/word/2018/wordml/cex" xmlns:w16cid="http://schemas.microsoft.com/office/word/2016/wordml/cid" xmlns:w16="http://schemas.microsoft.com/office/word/2018/wordml" xmlns:w16du="http://schemas.microsoft.com/office/word/2023/wordml/word16du" xmlns:w16sdtdh="http://schemas.microsoft.com/office/word/2020/wordml/sdtdatahash" xmlns:w16sdtfl="http://schemas.microsoft.com/office/word/2024/wordml/sdtformatlock" xmlns:w16se="http://schemas.microsoft.com/office/word/2015/wordml/symex" xmlns:wpg="http://schemas.microsoft.com/office/word/2010/wordprocessingGroup" xmlns:wpi="http://schemas.microsoft.com/office/word/2010/wordprocessingInk" xmlns:wne="http://schemas.microsoft.com/office/word/2006/wordml" xmlns:wps="http://schemas.microsoft.com/office/word/2010/wordprocessingShape" mc:Ignorable="w14 w15 w16se w16cid w16 w16cex w16sdtdh w16sdtfl w16du wp14">
+<w:ftr xmlns:wpc="http://schemas.microsoft.com/office/word/2010/wordprocessingCanvas" xmlns:cx="http://schemas.microsoft.com/office/drawing/2014/chartex" xmlns:cx1="http://schemas.microsoft.com/office/drawing/2015/9/8/chartex" xmlns:cx2="http://schemas.microsoft.com/office/drawing/2015/10/21/chartex" xmlns:cx3="http://schemas.microsoft.com/office/drawing/2016/5/9/chartex" xmlns:cx4="http://schemas.microsoft.com/office/drawing/2016/5/10/chartex" xmlns:cx5="http://schemas.microsoft.com/office/drawing/2016/5/11/chartex" xmlns:cx6="http://schemas.microsoft.com/office/drawing/2016/5/12/chartex" xmlns:cx7="http://schemas.microsoft.com/office/drawing/2016/5/13/chartex" xmlns:cx8="http://schemas.microsoft.com/office/drawing/2016/5/14/chartex" xmlns:mc="http://schemas.openxmlformats.org/markup-compatibility/2006" xmlns:m="http://schemas.openxmlformats.org/officeDocument/2006/math" xmlns:aink="http://schemas.microsoft.com/office/drawing/2016/ink" xmlns:am3d="http://schemas.microsoft.com/office/drawing/2017/model3d" xmlns:oel="http://schemas.microsoft.com/office/2019/extlst" xmlns:r="http://schemas.openxmlformats.org/officeDocument/2006/relationships" xmlns:wp14="http://schemas.microsoft.com/office/word/2010/wordprocessingDrawing" xmlns:wp="http://schemas.openxmlformats.org/drawingml/2006/wordprocessingDrawing" xmlns:wpg="http://schemas.microsoft.com/office/word/2010/wordprocessingGroup" xmlns:wpi="http://schemas.microsoft.com/office/word/2010/wordprocessingInk" xmlns:wps="http://schemas.microsoft.com/office/word/2010/wordprocessingShape" xmlns:o="urn:schemas-microsoft-com:office:office" xmlns:v="urn:schemas-microsoft-com:vml" xmlns:w10="urn:schemas-microsoft-com:office:word" xmlns:w="http://schemas.openxmlformats.org/wordprocessingml/2006/main" xmlns:w14="http://schemas.microsoft.com/office/word/2010/wordml" xmlns:w15="http://schemas.microsoft.com/office/word/2012/wordml" xmlns:w16cex="http://schemas.microsoft.com/office/word/2018/wordml/cex" xmlns:w16cid="http://schemas.microsoft.com/office/word/2016/wordml/cid" xmlns:w16="http://schemas.microsoft.com/office/word/2018/wordml" xmlns:w16sdtdh="http://schemas.microsoft.com/office/word/2020/wordml/sdtdatahash" xmlns:w16sdtfl="http://schemas.microsoft.com/office/word/2024/wordml/sdtformatlock" xmlns:w16se="http://schemas.microsoft.com/office/word/2015/wordml/symex" xmlns:w16du="http://schemas.microsoft.com/office/word/2023/wordml/word16du" xmlns:wne="http://schemas.microsoft.com/office/word/2006/wordml" mc:Ignorable="w14 w15 w16se w16cid w16 w16cex w16sdtdh w16sdtfl w16du wp14">
   <w:sdt>
     <w:sdtPr>
       <w:rPr>
@@ -2194,7 +2147,7 @@
 </file>
 
 <file path=word/footer2.xml><?xml version="1.0" encoding="utf-8"?>
-<w:ftr xmlns:wpc="http://schemas.microsoft.com/office/word/2010/wordprocessingCanvas" xmlns:cx="http://schemas.microsoft.com/office/drawing/2014/chartex" xmlns:cx1="http://schemas.microsoft.com/office/drawing/2015/9/8/chartex" xmlns:cx2="http://schemas.microsoft.com/office/drawing/2015/10/21/chartex" xmlns:cx3="http://schemas.microsoft.com/office/drawing/2016/5/9/chartex" xmlns:cx4="http://schemas.microsoft.com/office/drawing/2016/5/10/chartex" xmlns:cx5="http://schemas.microsoft.com/office/drawing/2016/5/11/chartex" xmlns:cx6="http://schemas.microsoft.com/office/drawing/2016/5/12/chartex" xmlns:cx7="http://schemas.microsoft.com/office/drawing/2016/5/13/chartex" xmlns:cx8="http://schemas.microsoft.com/office/drawing/2016/5/14/chartex" xmlns:mc="http://schemas.openxmlformats.org/markup-compatibility/2006" xmlns:aink="http://schemas.microsoft.com/office/drawing/2016/ink" xmlns:am3d="http://schemas.microsoft.com/office/drawing/2017/model3d" xmlns:o="urn:schemas-microsoft-com:office:office" xmlns:oel="http://schemas.microsoft.com/office/2019/extlst" xmlns:r="http://schemas.openxmlformats.org/officeDocument/2006/relationships" xmlns:m="http://schemas.openxmlformats.org/officeDocument/2006/math" xmlns:v="urn:schemas-microsoft-com:vml" xmlns:wp14="http://schemas.microsoft.com/office/word/2010/wordprocessingDrawing" xmlns:wp="http://schemas.openxmlformats.org/drawingml/2006/wordprocessingDrawing" xmlns:w10="urn:schemas-microsoft-com:office:word" xmlns:w="http://schemas.openxmlformats.org/wordprocessingml/2006/main" xmlns:w14="http://schemas.microsoft.com/office/word/2010/wordml" xmlns:w15="http://schemas.microsoft.com/office/word/2012/wordml" xmlns:w16cex="http://schemas.microsoft.com/office/word/2018/wordml/cex" xmlns:w16cid="http://schemas.microsoft.com/office/word/2016/wordml/cid" xmlns:w16="http://schemas.microsoft.com/office/word/2018/wordml" xmlns:w16du="http://schemas.microsoft.com/office/word/2023/wordml/word16du" xmlns:w16sdtdh="http://schemas.microsoft.com/office/word/2020/wordml/sdtdatahash" xmlns:w16sdtfl="http://schemas.microsoft.com/office/word/2024/wordml/sdtformatlock" xmlns:w16se="http://schemas.microsoft.com/office/word/2015/wordml/symex" xmlns:wpg="http://schemas.microsoft.com/office/word/2010/wordprocessingGroup" xmlns:wpi="http://schemas.microsoft.com/office/word/2010/wordprocessingInk" xmlns:wne="http://schemas.microsoft.com/office/word/2006/wordml" xmlns:wps="http://schemas.microsoft.com/office/word/2010/wordprocessingShape" mc:Ignorable="w14 w15 w16se w16cid w16 w16cex w16sdtdh w16sdtfl w16du wp14">
+<w:ftr xmlns:wpc="http://schemas.microsoft.com/office/word/2010/wordprocessingCanvas" xmlns:cx="http://schemas.microsoft.com/office/drawing/2014/chartex" xmlns:cx1="http://schemas.microsoft.com/office/drawing/2015/9/8/chartex" xmlns:cx2="http://schemas.microsoft.com/office/drawing/2015/10/21/chartex" xmlns:cx3="http://schemas.microsoft.com/office/drawing/2016/5/9/chartex" xmlns:cx4="http://schemas.microsoft.com/office/drawing/2016/5/10/chartex" xmlns:cx5="http://schemas.microsoft.com/office/drawing/2016/5/11/chartex" xmlns:cx6="http://schemas.microsoft.com/office/drawing/2016/5/12/chartex" xmlns:cx7="http://schemas.microsoft.com/office/drawing/2016/5/13/chartex" xmlns:cx8="http://schemas.microsoft.com/office/drawing/2016/5/14/chartex" xmlns:mc="http://schemas.openxmlformats.org/markup-compatibility/2006" xmlns:m="http://schemas.openxmlformats.org/officeDocument/2006/math" xmlns:aink="http://schemas.microsoft.com/office/drawing/2016/ink" xmlns:am3d="http://schemas.microsoft.com/office/drawing/2017/model3d" xmlns:oel="http://schemas.microsoft.com/office/2019/extlst" xmlns:r="http://schemas.openxmlformats.org/officeDocument/2006/relationships" xmlns:wp14="http://schemas.microsoft.com/office/word/2010/wordprocessingDrawing" xmlns:wp="http://schemas.openxmlformats.org/drawingml/2006/wordprocessingDrawing" xmlns:wpg="http://schemas.microsoft.com/office/word/2010/wordprocessingGroup" xmlns:wpi="http://schemas.microsoft.com/office/word/2010/wordprocessingInk" xmlns:wps="http://schemas.microsoft.com/office/word/2010/wordprocessingShape" xmlns:o="urn:schemas-microsoft-com:office:office" xmlns:v="urn:schemas-microsoft-com:vml" xmlns:w10="urn:schemas-microsoft-com:office:word" xmlns:w="http://schemas.openxmlformats.org/wordprocessingml/2006/main" xmlns:w14="http://schemas.microsoft.com/office/word/2010/wordml" xmlns:w15="http://schemas.microsoft.com/office/word/2012/wordml" xmlns:w16cex="http://schemas.microsoft.com/office/word/2018/wordml/cex" xmlns:w16cid="http://schemas.microsoft.com/office/word/2016/wordml/cid" xmlns:w16="http://schemas.microsoft.com/office/word/2018/wordml" xmlns:w16sdtdh="http://schemas.microsoft.com/office/word/2020/wordml/sdtdatahash" xmlns:w16sdtfl="http://schemas.microsoft.com/office/word/2024/wordml/sdtformatlock" xmlns:w16se="http://schemas.microsoft.com/office/word/2015/wordml/symex" xmlns:w16du="http://schemas.microsoft.com/office/word/2023/wordml/word16du" xmlns:wne="http://schemas.microsoft.com/office/word/2006/wordml" mc:Ignorable="w14 w15 w16se w16cid w16 w16cex w16sdtdh w16sdtfl w16du wp14">
   <w:sdt>
     <w:sdtPr>
       <w:rPr>
@@ -2259,7 +2212,7 @@
 </file>
 
 <file path=word/footnotes.xml><?xml version="1.0" encoding="utf-8"?>
-<w:footnotes xmlns:wpc="http://schemas.microsoft.com/office/word/2010/wordprocessingCanvas" xmlns:cx="http://schemas.microsoft.com/office/drawing/2014/chartex" xmlns:cx1="http://schemas.microsoft.com/office/drawing/2015/9/8/chartex" xmlns:cx2="http://schemas.microsoft.com/office/drawing/2015/10/21/chartex" xmlns:cx3="http://schemas.microsoft.com/office/drawing/2016/5/9/chartex" xmlns:cx4="http://schemas.microsoft.com/office/drawing/2016/5/10/chartex" xmlns:cx5="http://schemas.microsoft.com/office/drawing/2016/5/11/chartex" xmlns:cx6="http://schemas.microsoft.com/office/drawing/2016/5/12/chartex" xmlns:cx7="http://schemas.microsoft.com/office/drawing/2016/5/13/chartex" xmlns:cx8="http://schemas.microsoft.com/office/drawing/2016/5/14/chartex" xmlns:mc="http://schemas.openxmlformats.org/markup-compatibility/2006" xmlns:aink="http://schemas.microsoft.com/office/drawing/2016/ink" xmlns:am3d="http://schemas.microsoft.com/office/drawing/2017/model3d" xmlns:o="urn:schemas-microsoft-com:office:office" xmlns:oel="http://schemas.microsoft.com/office/2019/extlst" xmlns:r="http://schemas.openxmlformats.org/officeDocument/2006/relationships" xmlns:m="http://schemas.openxmlformats.org/officeDocument/2006/math" xmlns:v="urn:schemas-microsoft-com:vml" xmlns:wp14="http://schemas.microsoft.com/office/word/2010/wordprocessingDrawing" xmlns:wp="http://schemas.openxmlformats.org/drawingml/2006/wordprocessingDrawing" xmlns:w10="urn:schemas-microsoft-com:office:word" xmlns:w="http://schemas.openxmlformats.org/wordprocessingml/2006/main" xmlns:w14="http://schemas.microsoft.com/office/word/2010/wordml" xmlns:w15="http://schemas.microsoft.com/office/word/2012/wordml" xmlns:w16cex="http://schemas.microsoft.com/office/word/2018/wordml/cex" xmlns:w16cid="http://schemas.microsoft.com/office/word/2016/wordml/cid" xmlns:w16="http://schemas.microsoft.com/office/word/2018/wordml" xmlns:w16du="http://schemas.microsoft.com/office/word/2023/wordml/word16du" xmlns:w16sdtdh="http://schemas.microsoft.com/office/word/2020/wordml/sdtdatahash" xmlns:w16sdtfl="http://schemas.microsoft.com/office/word/2024/wordml/sdtformatlock" xmlns:w16se="http://schemas.microsoft.com/office/word/2015/wordml/symex" xmlns:wpg="http://schemas.microsoft.com/office/word/2010/wordprocessingGroup" xmlns:wpi="http://schemas.microsoft.com/office/word/2010/wordprocessingInk" xmlns:wne="http://schemas.microsoft.com/office/word/2006/wordml" xmlns:wps="http://schemas.microsoft.com/office/word/2010/wordprocessingShape" mc:Ignorable="w14 w15 w16se w16cid w16 w16cex w16sdtdh w16sdtfl w16du wp14">
+<w:footnotes xmlns:wpc="http://schemas.microsoft.com/office/word/2010/wordprocessingCanvas" xmlns:cx="http://schemas.microsoft.com/office/drawing/2014/chartex" xmlns:cx1="http://schemas.microsoft.com/office/drawing/2015/9/8/chartex" xmlns:cx2="http://schemas.microsoft.com/office/drawing/2015/10/21/chartex" xmlns:cx3="http://schemas.microsoft.com/office/drawing/2016/5/9/chartex" xmlns:cx4="http://schemas.microsoft.com/office/drawing/2016/5/10/chartex" xmlns:cx5="http://schemas.microsoft.com/office/drawing/2016/5/11/chartex" xmlns:cx6="http://schemas.microsoft.com/office/drawing/2016/5/12/chartex" xmlns:cx7="http://schemas.microsoft.com/office/drawing/2016/5/13/chartex" xmlns:cx8="http://schemas.microsoft.com/office/drawing/2016/5/14/chartex" xmlns:mc="http://schemas.openxmlformats.org/markup-compatibility/2006" xmlns:m="http://schemas.openxmlformats.org/officeDocument/2006/math" xmlns:aink="http://schemas.microsoft.com/office/drawing/2016/ink" xmlns:am3d="http://schemas.microsoft.com/office/drawing/2017/model3d" xmlns:oel="http://schemas.microsoft.com/office/2019/extlst" xmlns:r="http://schemas.openxmlformats.org/officeDocument/2006/relationships" xmlns:wp14="http://schemas.microsoft.com/office/word/2010/wordprocessingDrawing" xmlns:wp="http://schemas.openxmlformats.org/drawingml/2006/wordprocessingDrawing" xmlns:wpg="http://schemas.microsoft.com/office/word/2010/wordprocessingGroup" xmlns:wpi="http://schemas.microsoft.com/office/word/2010/wordprocessingInk" xmlns:wps="http://schemas.microsoft.com/office/word/2010/wordprocessingShape" xmlns:o="urn:schemas-microsoft-com:office:office" xmlns:v="urn:schemas-microsoft-com:vml" xmlns:w10="urn:schemas-microsoft-com:office:word" xmlns:w="http://schemas.openxmlformats.org/wordprocessingml/2006/main" xmlns:w14="http://schemas.microsoft.com/office/word/2010/wordml" xmlns:w15="http://schemas.microsoft.com/office/word/2012/wordml" xmlns:w16cex="http://schemas.microsoft.com/office/word/2018/wordml/cex" xmlns:w16cid="http://schemas.microsoft.com/office/word/2016/wordml/cid" xmlns:w16="http://schemas.microsoft.com/office/word/2018/wordml" xmlns:w16sdtdh="http://schemas.microsoft.com/office/word/2020/wordml/sdtdatahash" xmlns:w16sdtfl="http://schemas.microsoft.com/office/word/2024/wordml/sdtformatlock" xmlns:w16se="http://schemas.microsoft.com/office/word/2015/wordml/symex" xmlns:w16du="http://schemas.microsoft.com/office/word/2023/wordml/word16du" xmlns:wne="http://schemas.microsoft.com/office/word/2006/wordml" mc:Ignorable="w14 w15 w16se w16cid w16 w16cex w16sdtdh w16sdtfl w16du wp14">
   <w:footnote w:type="separator" w:id="-1">
     <w:p>
       <w:r>
@@ -2278,7 +2231,7 @@
 </file>
 
 <file path=word/header1.xml><?xml version="1.0" encoding="utf-8"?>
-<w:hdr xmlns:wpc="http://schemas.microsoft.com/office/word/2010/wordprocessingCanvas" xmlns:cx="http://schemas.microsoft.com/office/drawing/2014/chartex" xmlns:cx1="http://schemas.microsoft.com/office/drawing/2015/9/8/chartex" xmlns:cx2="http://schemas.microsoft.com/office/drawing/2015/10/21/chartex" xmlns:cx3="http://schemas.microsoft.com/office/drawing/2016/5/9/chartex" xmlns:cx4="http://schemas.microsoft.com/office/drawing/2016/5/10/chartex" xmlns:cx5="http://schemas.microsoft.com/office/drawing/2016/5/11/chartex" xmlns:cx6="http://schemas.microsoft.com/office/drawing/2016/5/12/chartex" xmlns:cx7="http://schemas.microsoft.com/office/drawing/2016/5/13/chartex" xmlns:cx8="http://schemas.microsoft.com/office/drawing/2016/5/14/chartex" xmlns:mc="http://schemas.openxmlformats.org/markup-compatibility/2006" xmlns:aink="http://schemas.microsoft.com/office/drawing/2016/ink" xmlns:am3d="http://schemas.microsoft.com/office/drawing/2017/model3d" xmlns:o="urn:schemas-microsoft-com:office:office" xmlns:oel="http://schemas.microsoft.com/office/2019/extlst" xmlns:r="http://schemas.openxmlformats.org/officeDocument/2006/relationships" xmlns:m="http://schemas.openxmlformats.org/officeDocument/2006/math" xmlns:v="urn:schemas-microsoft-com:vml" xmlns:wp14="http://schemas.microsoft.com/office/word/2010/wordprocessingDrawing" xmlns:wp="http://schemas.openxmlformats.org/drawingml/2006/wordprocessingDrawing" xmlns:w10="urn:schemas-microsoft-com:office:word" xmlns:w="http://schemas.openxmlformats.org/wordprocessingml/2006/main" xmlns:w14="http://schemas.microsoft.com/office/word/2010/wordml" xmlns:w15="http://schemas.microsoft.com/office/word/2012/wordml" xmlns:w16cex="http://schemas.microsoft.com/office/word/2018/wordml/cex" xmlns:w16cid="http://schemas.microsoft.com/office/word/2016/wordml/cid" xmlns:w16="http://schemas.microsoft.com/office/word/2018/wordml" xmlns:w16du="http://schemas.microsoft.com/office/word/2023/wordml/word16du" xmlns:w16sdtdh="http://schemas.microsoft.com/office/word/2020/wordml/sdtdatahash" xmlns:w16sdtfl="http://schemas.microsoft.com/office/word/2024/wordml/sdtformatlock" xmlns:w16se="http://schemas.microsoft.com/office/word/2015/wordml/symex" xmlns:wpg="http://schemas.microsoft.com/office/word/2010/wordprocessingGroup" xmlns:wpi="http://schemas.microsoft.com/office/word/2010/wordprocessingInk" xmlns:wne="http://schemas.microsoft.com/office/word/2006/wordml" xmlns:wps="http://schemas.microsoft.com/office/word/2010/wordprocessingShape" mc:Ignorable="w14 w15 w16se w16cid w16 w16cex w16sdtdh w16sdtfl w16du wp14">
+<w:hdr xmlns:wpc="http://schemas.microsoft.com/office/word/2010/wordprocessingCanvas" xmlns:cx="http://schemas.microsoft.com/office/drawing/2014/chartex" xmlns:cx1="http://schemas.microsoft.com/office/drawing/2015/9/8/chartex" xmlns:cx2="http://schemas.microsoft.com/office/drawing/2015/10/21/chartex" xmlns:cx3="http://schemas.microsoft.com/office/drawing/2016/5/9/chartex" xmlns:cx4="http://schemas.microsoft.com/office/drawing/2016/5/10/chartex" xmlns:cx5="http://schemas.microsoft.com/office/drawing/2016/5/11/chartex" xmlns:cx6="http://schemas.microsoft.com/office/drawing/2016/5/12/chartex" xmlns:cx7="http://schemas.microsoft.com/office/drawing/2016/5/13/chartex" xmlns:cx8="http://schemas.microsoft.com/office/drawing/2016/5/14/chartex" xmlns:mc="http://schemas.openxmlformats.org/markup-compatibility/2006" xmlns:m="http://schemas.openxmlformats.org/officeDocument/2006/math" xmlns:aink="http://schemas.microsoft.com/office/drawing/2016/ink" xmlns:am3d="http://schemas.microsoft.com/office/drawing/2017/model3d" xmlns:oel="http://schemas.microsoft.com/office/2019/extlst" xmlns:r="http://schemas.openxmlformats.org/officeDocument/2006/relationships" xmlns:wp14="http://schemas.microsoft.com/office/word/2010/wordprocessingDrawing" xmlns:wp="http://schemas.openxmlformats.org/drawingml/2006/wordprocessingDrawing" xmlns:wpg="http://schemas.microsoft.com/office/word/2010/wordprocessingGroup" xmlns:wpi="http://schemas.microsoft.com/office/word/2010/wordprocessingInk" xmlns:wps="http://schemas.microsoft.com/office/word/2010/wordprocessingShape" xmlns:o="urn:schemas-microsoft-com:office:office" xmlns:v="urn:schemas-microsoft-com:vml" xmlns:w10="urn:schemas-microsoft-com:office:word" xmlns:w="http://schemas.openxmlformats.org/wordprocessingml/2006/main" xmlns:w14="http://schemas.microsoft.com/office/word/2010/wordml" xmlns:w15="http://schemas.microsoft.com/office/word/2012/wordml" xmlns:w16cex="http://schemas.microsoft.com/office/word/2018/wordml/cex" xmlns:w16cid="http://schemas.microsoft.com/office/word/2016/wordml/cid" xmlns:w16="http://schemas.microsoft.com/office/word/2018/wordml" xmlns:w16sdtdh="http://schemas.microsoft.com/office/word/2020/wordml/sdtdatahash" xmlns:w16sdtfl="http://schemas.microsoft.com/office/word/2024/wordml/sdtformatlock" xmlns:w16se="http://schemas.microsoft.com/office/word/2015/wordml/symex" xmlns:w16du="http://schemas.microsoft.com/office/word/2023/wordml/word16du" xmlns:wne="http://schemas.microsoft.com/office/word/2006/wordml" mc:Ignorable="w14 w15 w16se w16cid w16 w16cex w16sdtdh w16sdtfl w16du wp14">
   <w:p>
     <w:pPr>
       <w:rPr>
@@ -2286,6 +2239,9 @@
       </w:rPr>
     </w:pPr>
     <w:r>
+      <w:rPr>
+        <w:noProof/>
+      </w:rPr>
       <w:drawing>
         <wp:inline distT="114300" distB="114300" distL="114300" distR="114300" wp14:anchorId="591C2635" wp14:editId="27F2A8AE">
           <wp:extent cx="3057525" cy="999413"/>
@@ -2327,7 +2283,7 @@
 </file>
 
 <file path=word/numbering.xml><?xml version="1.0" encoding="utf-8"?>
-<w:numbering xmlns:wpc="http://schemas.microsoft.com/office/word/2010/wordprocessingCanvas" xmlns:cx="http://schemas.microsoft.com/office/drawing/2014/chartex" xmlns:cx1="http://schemas.microsoft.com/office/drawing/2015/9/8/chartex" xmlns:cx2="http://schemas.microsoft.com/office/drawing/2015/10/21/chartex" xmlns:cx3="http://schemas.microsoft.com/office/drawing/2016/5/9/chartex" xmlns:cx4="http://schemas.microsoft.com/office/drawing/2016/5/10/chartex" xmlns:cx5="http://schemas.microsoft.com/office/drawing/2016/5/11/chartex" xmlns:cx6="http://schemas.microsoft.com/office/drawing/2016/5/12/chartex" xmlns:cx7="http://schemas.microsoft.com/office/drawing/2016/5/13/chartex" xmlns:cx8="http://schemas.microsoft.com/office/drawing/2016/5/14/chartex" xmlns:mc="http://schemas.openxmlformats.org/markup-compatibility/2006" xmlns:aink="http://schemas.microsoft.com/office/drawing/2016/ink" xmlns:am3d="http://schemas.microsoft.com/office/drawing/2017/model3d" xmlns:o="urn:schemas-microsoft-com:office:office" xmlns:oel="http://schemas.microsoft.com/office/2019/extlst" xmlns:r="http://schemas.openxmlformats.org/officeDocument/2006/relationships" xmlns:m="http://schemas.openxmlformats.org/officeDocument/2006/math" xmlns:v="urn:schemas-microsoft-com:vml" xmlns:wp14="http://schemas.microsoft.com/office/word/2010/wordprocessingDrawing" xmlns:wp="http://schemas.openxmlformats.org/drawingml/2006/wordprocessingDrawing" xmlns:w10="urn:schemas-microsoft-com:office:word" xmlns:w="http://schemas.openxmlformats.org/wordprocessingml/2006/main" xmlns:w14="http://schemas.microsoft.com/office/word/2010/wordml" xmlns:w15="http://schemas.microsoft.com/office/word/2012/wordml" xmlns:w16cex="http://schemas.microsoft.com/office/word/2018/wordml/cex" xmlns:w16cid="http://schemas.microsoft.com/office/word/2016/wordml/cid" xmlns:w16="http://schemas.microsoft.com/office/word/2018/wordml" xmlns:w16du="http://schemas.microsoft.com/office/word/2023/wordml/word16du" xmlns:w16sdtdh="http://schemas.microsoft.com/office/word/2020/wordml/sdtdatahash" xmlns:w16sdtfl="http://schemas.microsoft.com/office/word/2024/wordml/sdtformatlock" xmlns:w16se="http://schemas.microsoft.com/office/word/2015/wordml/symex" xmlns:wpg="http://schemas.microsoft.com/office/word/2010/wordprocessingGroup" xmlns:wpi="http://schemas.microsoft.com/office/word/2010/wordprocessingInk" xmlns:wne="http://schemas.microsoft.com/office/word/2006/wordml" xmlns:wps="http://schemas.microsoft.com/office/word/2010/wordprocessingShape" mc:Ignorable="w14 w15 w16se w16cid w16 w16cex w16sdtdh w16sdtfl w16du wp14">
+<w:numbering xmlns:wpc="http://schemas.microsoft.com/office/word/2010/wordprocessingCanvas" xmlns:cx="http://schemas.microsoft.com/office/drawing/2014/chartex" xmlns:cx1="http://schemas.microsoft.com/office/drawing/2015/9/8/chartex" xmlns:cx2="http://schemas.microsoft.com/office/drawing/2015/10/21/chartex" xmlns:cx3="http://schemas.microsoft.com/office/drawing/2016/5/9/chartex" xmlns:cx4="http://schemas.microsoft.com/office/drawing/2016/5/10/chartex" xmlns:cx5="http://schemas.microsoft.com/office/drawing/2016/5/11/chartex" xmlns:cx6="http://schemas.microsoft.com/office/drawing/2016/5/12/chartex" xmlns:cx7="http://schemas.microsoft.com/office/drawing/2016/5/13/chartex" xmlns:cx8="http://schemas.microsoft.com/office/drawing/2016/5/14/chartex" xmlns:mc="http://schemas.openxmlformats.org/markup-compatibility/2006" xmlns:m="http://schemas.openxmlformats.org/officeDocument/2006/math" xmlns:aink="http://schemas.microsoft.com/office/drawing/2016/ink" xmlns:am3d="http://schemas.microsoft.com/office/drawing/2017/model3d" xmlns:oel="http://schemas.microsoft.com/office/2019/extlst" xmlns:r="http://schemas.openxmlformats.org/officeDocument/2006/relationships" xmlns:wp14="http://schemas.microsoft.com/office/word/2010/wordprocessingDrawing" xmlns:wp="http://schemas.openxmlformats.org/drawingml/2006/wordprocessingDrawing" xmlns:wpg="http://schemas.microsoft.com/office/word/2010/wordprocessingGroup" xmlns:wpi="http://schemas.microsoft.com/office/word/2010/wordprocessingInk" xmlns:wps="http://schemas.microsoft.com/office/word/2010/wordprocessingShape" xmlns:o="urn:schemas-microsoft-com:office:office" xmlns:v="urn:schemas-microsoft-com:vml" xmlns:w10="urn:schemas-microsoft-com:office:word" xmlns:w="http://schemas.openxmlformats.org/wordprocessingml/2006/main" xmlns:w14="http://schemas.microsoft.com/office/word/2010/wordml" xmlns:w15="http://schemas.microsoft.com/office/word/2012/wordml" xmlns:w16cex="http://schemas.microsoft.com/office/word/2018/wordml/cex" xmlns:w16cid="http://schemas.microsoft.com/office/word/2016/wordml/cid" xmlns:w16="http://schemas.microsoft.com/office/word/2018/wordml" xmlns:w16sdtdh="http://schemas.microsoft.com/office/word/2020/wordml/sdtdatahash" xmlns:w16sdtfl="http://schemas.microsoft.com/office/word/2024/wordml/sdtformatlock" xmlns:w16se="http://schemas.microsoft.com/office/word/2015/wordml/symex" xmlns:w16du="http://schemas.microsoft.com/office/word/2023/wordml/word16du" xmlns:wne="http://schemas.microsoft.com/office/word/2006/wordml" mc:Ignorable="w14 w15 w16se w16cid w16 w16cex w16sdtdh w16sdtfl w16du wp14">
   <w:abstractNum w:abstractNumId="0" w15:restartNumberingAfterBreak="0">
     <w:nsid w:val="01F7215A"/>
     <w:multiLevelType w:val="multilevel"/>
@@ -10098,7 +10054,7 @@
 </file>
 
 <file path=word/styles.xml><?xml version="1.0" encoding="utf-8"?>
-<w:styles xmlns:mc="http://schemas.openxmlformats.org/markup-compatibility/2006" xmlns:r="http://schemas.openxmlformats.org/officeDocument/2006/relationships" xmlns:w="http://schemas.openxmlformats.org/wordprocessingml/2006/main" xmlns:w14="http://schemas.microsoft.com/office/word/2010/wordml" xmlns:w15="http://schemas.microsoft.com/office/word/2012/wordml" xmlns:w16cex="http://schemas.microsoft.com/office/word/2018/wordml/cex" xmlns:w16cid="http://schemas.microsoft.com/office/word/2016/wordml/cid" xmlns:w16="http://schemas.microsoft.com/office/word/2018/wordml" xmlns:w16du="http://schemas.microsoft.com/office/word/2023/wordml/word16du" xmlns:w16sdtdh="http://schemas.microsoft.com/office/word/2020/wordml/sdtdatahash" xmlns:w16sdtfl="http://schemas.microsoft.com/office/word/2024/wordml/sdtformatlock" xmlns:w16se="http://schemas.microsoft.com/office/word/2015/wordml/symex" mc:Ignorable="w14 w15 w16se w16cid w16 w16cex w16sdtdh w16sdtfl w16du">
+<w:styles xmlns:mc="http://schemas.openxmlformats.org/markup-compatibility/2006" xmlns:r="http://schemas.openxmlformats.org/officeDocument/2006/relationships" xmlns:w="http://schemas.openxmlformats.org/wordprocessingml/2006/main" xmlns:w14="http://schemas.microsoft.com/office/word/2010/wordml" xmlns:w15="http://schemas.microsoft.com/office/word/2012/wordml" xmlns:w16cex="http://schemas.microsoft.com/office/word/2018/wordml/cex" xmlns:w16cid="http://schemas.microsoft.com/office/word/2016/wordml/cid" xmlns:w16="http://schemas.microsoft.com/office/word/2018/wordml" xmlns:w16sdtdh="http://schemas.microsoft.com/office/word/2020/wordml/sdtdatahash" xmlns:w16sdtfl="http://schemas.microsoft.com/office/word/2024/wordml/sdtformatlock" xmlns:w16se="http://schemas.microsoft.com/office/word/2015/wordml/symex" xmlns:w16du="http://schemas.microsoft.com/office/word/2023/wordml/word16du" mc:Ignorable="w14 w15 w16se w16cid w16 w16cex w16sdtdh w16sdtfl w16du">
   <w:docDefaults>
     <w:rPrDefault>
       <w:rPr>
@@ -12922,28 +12878,28 @@
 </file>
 
 <file path=customXml/item1.xml><?xml version="1.0" encoding="utf-8"?>
-<b:Sources xmlns:b="http://schemas.openxmlformats.org/officeDocument/2006/bibliography" xmlns="http://schemas.openxmlformats.org/officeDocument/2006/bibliography" SelectedStyle="/APASixthEditionOfficeOnline.xsl" StyleName="APA" Version="6"/>
-</file>
-
-<file path=customXml/item2.xml><?xml version="1.0" encoding="utf-8"?>
 <go:gDocsCustomXmlDataStorage xmlns:go="http://customooxmlschemas.google.com/" xmlns:r="http://schemas.openxmlformats.org/officeDocument/2006/relationships" uri="GoogleDocsCustomDataVersion2">
   <go:docsCustomData xmlns:go="http://customooxmlschemas.google.com/" roundtripDataSignature="AMtx7mjNM190Tgsv8Hr7tOEtkBC9xrTWYw==">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</go:docsCustomData>
 </go:gDocsCustomXmlDataStorage>
 </file>
 
-<file path=customXml/itemProps1.xml><?xml version="1.0" encoding="utf-8"?>
-<ds:datastoreItem xmlns:ds="http://schemas.openxmlformats.org/officeDocument/2006/customXml" ds:itemID="{1BF72D80-5CC7-EB46-A118-175E8DAC0E96}">
-  <ds:schemaRefs>
-    <ds:schemaRef ds:uri="http://schemas.openxmlformats.org/officeDocument/2006/bibliography"/>
-  </ds:schemaRefs>
-</ds:datastoreItem>
+<file path=customXml/item2.xml><?xml version="1.0" encoding="utf-8"?>
+<b:Sources xmlns:b="http://schemas.openxmlformats.org/officeDocument/2006/bibliography" xmlns="http://schemas.openxmlformats.org/officeDocument/2006/bibliography" SelectedStyle="/APASixthEditionOfficeOnline.xsl" StyleName="APA" Version="6"/>
 </file>
 
-<file path=customXml/itemProps2.xml><?xml version="1.0" encoding="utf-8"?>
+<file path=customXml/itemProps1.xml><?xml version="1.0" encoding="utf-8"?>
 <ds:datastoreItem xmlns:ds="http://schemas.openxmlformats.org/officeDocument/2006/customXml" ds:itemID="{11111111-1234-1234-1234-123412341234}">
   <ds:schemaRefs>
     <ds:schemaRef ds:uri="http://customooxmlschemas.google.com/"/>
     <ds:schemaRef ds:uri="http://schemas.openxmlformats.org/officeDocument/2006/relationships"/>
   </ds:schemaRefs>
 </ds:datastoreItem>
+</file>
+
+<file path=customXml/itemProps2.xml><?xml version="1.0" encoding="utf-8"?>
+<ds:datastoreItem xmlns:ds="http://schemas.openxmlformats.org/officeDocument/2006/customXml" ds:itemID="{1BF72D80-5CC7-EB46-A118-175E8DAC0E96}">
+  <ds:schemaRefs>
+    <ds:schemaRef ds:uri="http://schemas.openxmlformats.org/officeDocument/2006/bibliography"/>
+  </ds:schemaRefs>
+</ds:datastoreItem>
 </file>